--- a/docs/관리자_매뉴얼.docx
+++ b/docs/관리자_매뉴얼.docx
@@ -57,7 +57,7 @@
           <w:sz w:val="20"/>
           <w:szCs w:val="20"/>
         </w:rPr>
-        <w:t xml:space="preserve">생성일: 2026-06-27</w:t>
+        <w:t xml:space="preserve">생성일: 2026-06-28</w:t>
       </w:r>
     </w:p>
     <w:p>
@@ -1716,6 +1716,14 @@
     </w:p>
     <w:p>
       <w:pPr>
+        <w:spacing w:after="120"/>
+      </w:pPr>
+      <w:r>
+        <w:t xml:space="preserve">방문자 화면에서는 카테고리 탭에 사진 장수가 표시되고, "전체 / 그리드(8장) / 목록(8장)" 보기를 전환할 수 있습니다(움직이는 WebP는 크게 보기에서 재생).</w:t>
+      </w:r>
+    </w:p>
+    <w:p>
+      <w:pPr>
         <w:pStyle w:val="Heading3"/>
         <w:spacing w:after="80" w:before="160"/>
       </w:pPr>
@@ -1749,15 +1757,23 @@
         <w:spacing w:after="60"/>
       </w:pPr>
       <w:r>
-        <w:t xml:space="preserve">3. 변경을 저장소에 push (git add → commit → push)</w:t>
-      </w:r>
-    </w:p>
-    <w:p>
-      <w:pPr>
-        <w:spacing w:after="60"/>
-      </w:pPr>
-      <w:r>
-        <w:t xml:space="preserve">4. → GitHub Actions가 빌드하며 썸네일·목록 자동 생성 → 1~2분 뒤 반영</w:t>
+        <w:t xml:space="preserve">3. 커밋 전에 한 번: npm run optimize:photos 실행 (사진 용량 자동 최적화 — 아래 "사진 용량 최적화" 참고)</w:t>
+      </w:r>
+    </w:p>
+    <w:p>
+      <w:pPr>
+        <w:spacing w:after="60"/>
+      </w:pPr>
+      <w:r>
+        <w:t xml:space="preserve">4. 변경을 저장소에 push (git add → commit → push)</w:t>
+      </w:r>
+    </w:p>
+    <w:p>
+      <w:pPr>
+        <w:spacing w:after="60"/>
+      </w:pPr>
+      <w:r>
+        <w:t xml:space="preserve">5. → GitHub Actions가 빌드하며 썸네일·목록 자동 생성 → 1~2분 뒤 반영</w:t>
       </w:r>
     </w:p>
     <w:p>
@@ -1829,7 +1845,7 @@
         <w:spacing w:after="60"/>
       </w:pPr>
       <w:r>
-        <w:t xml:space="preserve">원본은 원래 크기로 저장됩니다. 사진이 매우 크면 저장소 용량이 커지니 적당히 줄여서 올리는 것을 권장합니다.</w:t>
+        <w:t xml:space="preserve">원본은 그대로 저장되므로, 올리기 전 npm run optimize:photos 로 최적화하면 저장소·사이트 용량이 크게 줄어듭니다(아래 참고).</w:t>
       </w:r>
     </w:p>
     <w:p>
@@ -1843,6 +1859,110 @@
       </w:pPr>
       <w:r>
         <w:t xml:space="preserve">기본 카테고리: 여행, 정보, ZARD, 취미, 개인</w:t>
+      </w:r>
+    </w:p>
+    <w:p>
+      <w:pPr>
+        <w:pStyle w:val="Heading3"/>
+        <w:spacing w:after="80" w:before="160"/>
+      </w:pPr>
+      <w:r>
+        <w:rPr>
+          <w:b/>
+          <w:bCs/>
+          <w:color w:val="333333"/>
+        </w:rPr>
+        <w:t xml:space="preserve">사진 용량 최적화 (중요 — 무료 한도 유지)</w:t>
+      </w:r>
+    </w:p>
+    <w:p>
+      <w:pPr>
+        <w:spacing w:after="120"/>
+      </w:pPr>
+      <w:r>
+        <w:t xml:space="preserve">사진을 추가한 뒤에는 커밋 전에 최적화 스크립트를 한 번 실행하세요. 큰 원본이 그대로 쌓이면 저장소 용량이 빠르게 커지고, GitHub Pages 무료 한도(공개 사이트 권장 1GB)에 가까워집니다.</w:t>
+      </w:r>
+    </w:p>
+    <w:p>
+      <w:pPr>
+        <w:spacing w:after="60"/>
+      </w:pPr>
+      <w:r>
+        <w:t xml:space="preserve">1. 프로젝트 폴더에서: npm run optimize:photos</w:t>
+      </w:r>
+    </w:p>
+    <w:p>
+      <w:pPr>
+        <w:spacing w:after="60"/>
+      </w:pPr>
+      <w:r>
+        <w:t xml:space="preserve">2. 정지 이미지: 최대 1600px로 자동 리사이즈·재압축 (이미 작은 파일은 건너뜀, 반복 실행해도 안전)</w:t>
+      </w:r>
+    </w:p>
+    <w:p>
+      <w:pPr>
+        <w:spacing w:after="60"/>
+      </w:pPr>
+      <w:r>
+        <w:t xml:space="preserve">3. 움직이는 GIF: 애니메이션 WebP(.webp)로 자동 변환 — 용량이 약 10배 이상 줄고 움직임은 그대로 유지(확장자만 .webp로 바뀜)</w:t>
+      </w:r>
+    </w:p>
+    <w:p>
+      <w:pPr>
+        <w:spacing w:after="60"/>
+      </w:pPr>
+      <w:r>
+        <w:t xml:space="preserve">4. 그 다음 git add → commit → push</w:t>
+      </w:r>
+    </w:p>
+    <w:tbl>
+      <w:tblPr>
+        <w:tblW w:type="pct" w:w="100%"/>
+        <w:tblBorders>
+          <w:top w:val="single" w:color="FBBF24" w:sz="6"/>
+          <w:left w:val="single" w:color="FBBF24" w:sz="6"/>
+          <w:bottom w:val="single" w:color="FBBF24" w:sz="6"/>
+          <w:right w:val="single" w:color="FBBF24" w:sz="6"/>
+          <w:insideH w:val="single" w:color="FBBF24" w:sz="6"/>
+          <w:insideV w:val="single" w:color="FBBF24" w:sz="6"/>
+        </w:tblBorders>
+      </w:tblPr>
+      <w:tblGrid>
+        <w:gridCol w:w="100"/>
+      </w:tblGrid>
+      <w:tr>
+        <w:tc>
+          <w:tcPr>
+            <w:shd w:fill="FFFBEB"/>
+            <w:tcMar>
+              <w:top w:type="dxa" w:w="100"/>
+              <w:left w:type="dxa" w:w="140"/>
+              <w:bottom w:type="dxa" w:w="100"/>
+              <w:right w:type="dxa" w:w="140"/>
+            </w:tcMar>
+          </w:tcPr>
+          <w:p>
+            <w:pPr>
+              <w:spacing w:after="120"/>
+            </w:pPr>
+            <w:r>
+              <w:rPr>
+                <w:color w:val="92400E"/>
+                <w:sz w:val="18"/>
+                <w:szCs w:val="18"/>
+              </w:rPr>
+              <w:t xml:space="preserve">💡 관리자 페이지 업로드(아래 방법 B)에는 자동 최적화가 적용되지 않습니다. 사진을 여러 장 올릴 때는 폴더 방식(방법 A)으로 넣고 npm run optimize:photos 를 돌린 뒤 push 하는 것을 권장합니다.</w:t>
+            </w:r>
+          </w:p>
+        </w:tc>
+      </w:tr>
+    </w:tbl>
+    <w:p>
+      <w:pPr>
+        <w:spacing w:after="120"/>
+      </w:pPr>
+      <w:r>
+        <w:t xml:space="preserve"/>
       </w:r>
     </w:p>
     <w:p>
@@ -1925,7 +2045,7 @@
         <w:spacing w:after="120"/>
       </w:pPr>
       <w:r>
-        <w:t xml:space="preserve">자료실은 사진과 같은 "폴더 방식"입니다. public/files/{카테고리}/ 폴더가 원본이며, 폴더에 파일을 넣거나 지우면 빌드 시 목록이 자동 생성됩니다. 제목=파일명, 유형·크기·날짜는 자동입니다.</w:t>
+        <w:t xml:space="preserve">자료실은 사진과 같은 "폴더 방식"입니다. public/files/{카테고리}/ 폴더가 원본이며, 폴더에 파일을 넣거나 지우면 빌드 시 목록이 자동 생성됩니다. 제목=파일명, 유형·크기·날짜는 자동입니다. 방문자 화면의 카테고리 탭에는 자료 건수가 표시됩니다.</w:t>
       </w:r>
     </w:p>
     <w:p>
@@ -3097,7 +3217,20 @@
         <w:spacing w:after="60"/>
       </w:pPr>
       <w:r>
-        <w:t xml:space="preserve">큰 이미지/파일 주의: 원본이 그대로 저장소에 쌓이므로, 너무 큰 파일은 줄여서 업로드.</w:t>
+        <w:t xml:space="preserve">사진 용량 관리: 사진을 추가하면 커밋 전 npm run optimize:photos 실행(정지 이미지 재압축 + GIF→애니메이션 WebP). 안 돌리면 저장소가 빠르게 커집니다.</w:t>
+      </w:r>
+    </w:p>
+    <w:p>
+      <w:pPr>
+        <w:pStyle w:val="ListParagraph"/>
+        <w:numPr>
+          <w:ilvl w:val="0"/>
+          <w:numId w:val="1"/>
+        </w:numPr>
+        <w:spacing w:after="60"/>
+      </w:pPr>
+      <w:r>
+        <w:t xml:space="preserve">큰 자료 파일 주의: 자료실 파일도 원본이 그대로 쌓이므로 너무 큰 파일은 줄여서 업로드(파일당 100MB 초과 금지).</w:t>
       </w:r>
     </w:p>
     <w:p>
@@ -3803,7 +3936,7 @@
                 <w:sz w:val="18"/>
                 <w:szCs w:val="18"/>
               </w:rPr>
-              <w:t xml:space="preserve">업로드 / public/photos/{카테고리}/</w:t>
+              <w:t xml:space="preserve">업로드 / 폴더는 push 전 npm run optimize:photos</w:t>
             </w:r>
           </w:p>
         </w:tc>

--- a/docs/관리자_매뉴얼.docx
+++ b/docs/관리자_매뉴얼.docx
@@ -57,7 +57,7 @@
           <w:sz w:val="20"/>
           <w:szCs w:val="20"/>
         </w:rPr>
-        <w:t xml:space="preserve">생성일: 2026-06-28</w:t>
+        <w:t xml:space="preserve">생성일: 2026-07-12</w:t>
       </w:r>
     </w:p>
     <w:p>
@@ -2050,6 +2050,53 @@
     </w:p>
     <w:p>
       <w:pPr>
+        <w:spacing w:after="120"/>
+      </w:pPr>
+      <w:r>
+        <w:t xml:space="preserve">자료실 메뉴 자체는 누구나 볼 수 있지만, 내용을 열람하려면 "접근 코드"를 입력해야 합니다(민감하지 않은 자료용 간단한 문턱). 관리자로 로그인한 상태면 코드 없이 바로 보입니다.</w:t>
+      </w:r>
+    </w:p>
+    <w:p>
+      <w:pPr>
+        <w:pStyle w:val="ListParagraph"/>
+        <w:numPr>
+          <w:ilvl w:val="0"/>
+          <w:numId w:val="1"/>
+        </w:numPr>
+        <w:spacing w:after="60"/>
+      </w:pPr>
+      <w:r>
+        <w:t xml:space="preserve">접근 코드는 환경변수 VITE_FILES_ACCESS_CODE 로 관리합니다: 로컬은 .env 파일, 배포 사이트는 GitHub 저장소 Settings → Secrets and variables → Actions 에 등록.</w:t>
+      </w:r>
+    </w:p>
+    <w:p>
+      <w:pPr>
+        <w:pStyle w:val="ListParagraph"/>
+        <w:numPr>
+          <w:ilvl w:val="0"/>
+          <w:numId w:val="1"/>
+        </w:numPr>
+        <w:spacing w:after="60"/>
+      </w:pPr>
+      <w:r>
+        <w:t xml:space="preserve">두 값을 동일하게 맞춰야 로컬·배포 사이트에서 같은 코드로 열립니다.</w:t>
+      </w:r>
+    </w:p>
+    <w:p>
+      <w:pPr>
+        <w:pStyle w:val="ListParagraph"/>
+        <w:numPr>
+          <w:ilvl w:val="0"/>
+          <w:numId w:val="1"/>
+        </w:numPr>
+        <w:spacing w:after="60"/>
+      </w:pPr>
+      <w:r>
+        <w:t xml:space="preserve">코드를 바꾸면 재배포가 필요하고, 방문자가 이전에 입력해 통과했던 기록은 자동으로 무효화됩니다(다시 입력해야 함).</w:t>
+      </w:r>
+    </w:p>
+    <w:p>
+      <w:pPr>
         <w:pStyle w:val="Heading3"/>
         <w:spacing w:after="80" w:before="160"/>
       </w:pPr>
@@ -2121,15 +2168,23 @@
         <w:spacing w:after="60"/>
       </w:pPr>
       <w:r>
-        <w:t xml:space="preserve">3. 자료 삭제: 각 파일의 휴지통 아이콘</w:t>
-      </w:r>
-    </w:p>
-    <w:p>
-      <w:pPr>
-        <w:spacing w:after="60"/>
-      </w:pPr>
-      <w:r>
-        <w:t xml:space="preserve">4. 카테고리 추가: 이름 입력 → "카테고리 추가"</w:t>
+        <w:t xml:space="preserve">3. 자료 삭제: 각 파일의 휴지통 아이콘 → 확인창에서 최종 확인</w:t>
+      </w:r>
+    </w:p>
+    <w:p>
+      <w:pPr>
+        <w:spacing w:after="60"/>
+      </w:pPr>
+      <w:r>
+        <w:t xml:space="preserve">4. 카테고리 추가: 이름 입력 → "카테고리 추가" → 확인창에서 최종 확인</w:t>
+      </w:r>
+    </w:p>
+    <w:p>
+      <w:pPr>
+        <w:spacing w:after="60"/>
+      </w:pPr>
+      <w:r>
+        <w:t xml:space="preserve">5. 카테고리 삭제: 카테고리 제목 옆 "카테고리 삭제" 버튼 → 확인창에서 최종 확인</w:t>
       </w:r>
     </w:p>
     <w:p>
@@ -2156,6 +2211,56 @@
       </w:pPr>
       <w:r>
         <w:t xml:space="preserve">제목은 파일명에서 자동 생성됩니다. 제목을 바꾸려면 파일명을 바꿔서 올리세요.</w:t>
+      </w:r>
+    </w:p>
+    <w:tbl>
+      <w:tblPr>
+        <w:tblW w:type="pct" w:w="100%"/>
+        <w:tblBorders>
+          <w:top w:val="single" w:color="FBBF24" w:sz="6"/>
+          <w:left w:val="single" w:color="FBBF24" w:sz="6"/>
+          <w:bottom w:val="single" w:color="FBBF24" w:sz="6"/>
+          <w:right w:val="single" w:color="FBBF24" w:sz="6"/>
+          <w:insideH w:val="single" w:color="FBBF24" w:sz="6"/>
+          <w:insideV w:val="single" w:color="FBBF24" w:sz="6"/>
+        </w:tblBorders>
+      </w:tblPr>
+      <w:tblGrid>
+        <w:gridCol w:w="100"/>
+      </w:tblGrid>
+      <w:tr>
+        <w:tc>
+          <w:tcPr>
+            <w:shd w:fill="FFFBEB"/>
+            <w:tcMar>
+              <w:top w:type="dxa" w:w="100"/>
+              <w:left w:type="dxa" w:w="140"/>
+              <w:bottom w:type="dxa" w:w="100"/>
+              <w:right w:type="dxa" w:w="140"/>
+            </w:tcMar>
+          </w:tcPr>
+          <w:p>
+            <w:pPr>
+              <w:spacing w:after="120"/>
+            </w:pPr>
+            <w:r>
+              <w:rPr>
+                <w:color w:val="92400E"/>
+                <w:sz w:val="18"/>
+                <w:szCs w:val="18"/>
+              </w:rPr>
+              <w:t xml:space="preserve">💡 카테고리 삭제는 그 안의 자료 전체를 함께 지우며 되돌릴 수 없습니다. 실수 방지를 위해 카테고리 추가·삭제, 자료 삭제 모두 확인창이 뜬 뒤에만 진행됩니다.</w:t>
+            </w:r>
+          </w:p>
+        </w:tc>
+      </w:tr>
+    </w:tbl>
+    <w:p>
+      <w:pPr>
+        <w:spacing w:after="120"/>
+      </w:pPr>
+      <w:r>
+        <w:t xml:space="preserve"/>
       </w:r>
     </w:p>
     <w:p>
@@ -3474,6 +3579,152 @@
     </w:p>
     <w:p>
       <w:pPr>
+        <w:pStyle w:val="Heading3"/>
+        <w:spacing w:after="80" w:before="160"/>
+      </w:pPr>
+      <w:r>
+        <w:rPr>
+          <w:b/>
+          <w:bCs/>
+          <w:color w:val="333333"/>
+        </w:rPr>
+        <w:t xml:space="preserve">관리자 페이지에서 저장했는데 로컬 프로젝트 폴더에는 안 보여요</w:t>
+      </w:r>
+    </w:p>
+    <w:p>
+      <w:pPr>
+        <w:pStyle w:val="ListParagraph"/>
+        <w:numPr>
+          <w:ilvl w:val="0"/>
+          <w:numId w:val="1"/>
+        </w:numPr>
+        <w:spacing w:after="60"/>
+      </w:pPr>
+      <w:r>
+        <w:t xml:space="preserve">관리자(웹) 저장은 GitHub 원격 저장소에 즉시 커밋되지만, 로컬 프로젝트 폴더에는 자동으로 내려오지 않습니다.</w:t>
+      </w:r>
+    </w:p>
+    <w:p>
+      <w:pPr>
+        <w:pStyle w:val="ListParagraph"/>
+        <w:numPr>
+          <w:ilvl w:val="0"/>
+          <w:numId w:val="1"/>
+        </w:numPr>
+        <w:spacing w:after="60"/>
+      </w:pPr>
+      <w:r>
+        <w:t xml:space="preserve">터미널에서 프로젝트 폴더로 이동한 뒤 git pull 을 실행하면 최신 내용이 로컬에 반영됩니다.</w:t>
+      </w:r>
+    </w:p>
+    <w:p>
+      <w:pPr>
+        <w:pStyle w:val="Heading3"/>
+        <w:spacing w:after="80" w:before="160"/>
+      </w:pPr>
+      <w:r>
+        <w:rPr>
+          <w:b/>
+          <w:bCs/>
+          <w:color w:val="333333"/>
+        </w:rPr>
+        <w:t xml:space="preserve">로컬 미리보기(localhost)에 새로 올린 사진·자료가 안 보여요</w:t>
+      </w:r>
+    </w:p>
+    <w:p>
+      <w:pPr>
+        <w:pStyle w:val="ListParagraph"/>
+        <w:numPr>
+          <w:ilvl w:val="0"/>
+          <w:numId w:val="1"/>
+        </w:numPr>
+        <w:spacing w:after="60"/>
+      </w:pPr>
+      <w:r>
+        <w:t xml:space="preserve">public/photos, public/files 폴더 스캔(목록 생성)은 npm run dev 서버가 시작될 때 한 번만 실행됩니다.</w:t>
+      </w:r>
+    </w:p>
+    <w:p>
+      <w:pPr>
+        <w:pStyle w:val="ListParagraph"/>
+        <w:numPr>
+          <w:ilvl w:val="0"/>
+          <w:numId w:val="1"/>
+        </w:numPr>
+        <w:spacing w:after="60"/>
+      </w:pPr>
+      <w:r>
+        <w:t xml:space="preserve">서버가 켜진 상태에서 폴더 내용이 바뀌면(관리자 업로드 후 git pull 등) 화면에 바로 반영되지 않습니다.</w:t>
+      </w:r>
+    </w:p>
+    <w:p>
+      <w:pPr>
+        <w:pStyle w:val="ListParagraph"/>
+        <w:numPr>
+          <w:ilvl w:val="0"/>
+          <w:numId w:val="1"/>
+        </w:numPr>
+        <w:spacing w:after="60"/>
+      </w:pPr>
+      <w:r>
+        <w:t xml:space="preserve">터미널에서 Ctrl+C 로 서버를 끄고 npm run dev 로 다시 시작하면 최신 목록이 반영됩니다.</w:t>
+      </w:r>
+    </w:p>
+    <w:p>
+      <w:pPr>
+        <w:pStyle w:val="Heading3"/>
+        <w:spacing w:after="80" w:before="160"/>
+      </w:pPr>
+      <w:r>
+        <w:rPr>
+          <w:b/>
+          <w:bCs/>
+          <w:color w:val="333333"/>
+        </w:rPr>
+        <w:t xml:space="preserve">토큰을 다시 발급해야 하나요?</w:t>
+      </w:r>
+    </w:p>
+    <w:p>
+      <w:pPr>
+        <w:pStyle w:val="ListParagraph"/>
+        <w:numPr>
+          <w:ilvl w:val="0"/>
+          <w:numId w:val="1"/>
+        </w:numPr>
+        <w:spacing w:after="60"/>
+      </w:pPr>
+      <w:r>
+        <w:t xml:space="preserve">이미 발급받은 토큰이 아직 유효하면(만료 전 · my-website 저장소에 Contents 쓰기 권한 · 소유자 계정) 그대로 다시 써도 됩니다.</w:t>
+      </w:r>
+    </w:p>
+    <w:p>
+      <w:pPr>
+        <w:pStyle w:val="ListParagraph"/>
+        <w:numPr>
+          <w:ilvl w:val="0"/>
+          <w:numId w:val="1"/>
+        </w:numPr>
+        <w:spacing w:after="60"/>
+      </w:pPr>
+      <w:r>
+        <w:t xml:space="preserve">발급된 토큰 목록과 만료일 확인: https://github.com/settings/personal-access-tokens (토큰 값 자체는 발급 시 한 번만 보이고 다시 볼 수 없습니다)</w:t>
+      </w:r>
+    </w:p>
+    <w:p>
+      <w:pPr>
+        <w:pStyle w:val="ListParagraph"/>
+        <w:numPr>
+          <w:ilvl w:val="0"/>
+          <w:numId w:val="1"/>
+        </w:numPr>
+        <w:spacing w:after="60"/>
+      </w:pPr>
+      <w:r>
+        <w:t xml:space="preserve">값을 잃어버렸거나 만료됐다면 2장 "사전 준비"의 절차대로 새로 발급하세요.</w:t>
+      </w:r>
+    </w:p>
+    <w:p>
+      <w:pPr>
         <w:pStyle w:val="Heading1"/>
         <w:spacing w:after="120" w:before="240"/>
       </w:pPr>
@@ -4032,12 +4283,131 @@
                 <w:sz w:val="18"/>
                 <w:szCs w:val="18"/>
               </w:rPr>
+              <w:t xml:space="preserve">자료 카테고리 삭제</w:t>
+            </w:r>
+          </w:p>
+        </w:tc>
+        <w:tc>
+          <w:tcPr>
+            <w:shd w:fill="FFFFFF"/>
+            <w:tcMar>
+              <w:top w:type="dxa" w:w="60"/>
+              <w:left w:type="dxa" w:w="100"/>
+              <w:bottom w:type="dxa" w:w="60"/>
+              <w:right w:type="dxa" w:w="100"/>
+            </w:tcMar>
+          </w:tcPr>
+          <w:p>
+            <w:pPr>
+              <w:spacing w:after="120"/>
+            </w:pPr>
+            <w:r>
+              <w:rPr>
+                <w:sz w:val="18"/>
+                <w:szCs w:val="18"/>
+              </w:rPr>
+              <w:t xml:space="preserve">/admin → 자료실</w:t>
+            </w:r>
+          </w:p>
+        </w:tc>
+        <w:tc>
+          <w:tcPr>
+            <w:shd w:fill="FFFFFF"/>
+            <w:tcMar>
+              <w:top w:type="dxa" w:w="60"/>
+              <w:left w:type="dxa" w:w="100"/>
+              <w:bottom w:type="dxa" w:w="60"/>
+              <w:right w:type="dxa" w:w="100"/>
+            </w:tcMar>
+          </w:tcPr>
+          <w:p>
+            <w:pPr>
+              <w:spacing w:after="120"/>
+            </w:pPr>
+            <w:r>
+              <w:rPr>
+                <w:sz w:val="18"/>
+                <w:szCs w:val="18"/>
+              </w:rPr>
+              <w:t xml:space="preserve">카테고리 옆 "카테고리 삭제" → 확인</w:t>
+            </w:r>
+          </w:p>
+        </w:tc>
+      </w:tr>
+      <w:tr>
+        <w:tc>
+          <w:tcPr>
+            <w:shd w:fill="F7F7FB"/>
+            <w:tcMar>
+              <w:top w:type="dxa" w:w="60"/>
+              <w:left w:type="dxa" w:w="100"/>
+              <w:bottom w:type="dxa" w:w="60"/>
+              <w:right w:type="dxa" w:w="100"/>
+            </w:tcMar>
+          </w:tcPr>
+          <w:p>
+            <w:pPr>
+              <w:spacing w:after="120"/>
+            </w:pPr>
+            <w:r>
+              <w:rPr>
+                <w:sz w:val="18"/>
+                <w:szCs w:val="18"/>
+              </w:rPr>
               <w:t xml:space="preserve">배포 확인</w:t>
             </w:r>
           </w:p>
         </w:tc>
         <w:tc>
           <w:tcPr>
+            <w:shd w:fill="F7F7FB"/>
+            <w:tcMar>
+              <w:top w:type="dxa" w:w="60"/>
+              <w:left w:type="dxa" w:w="100"/>
+              <w:bottom w:type="dxa" w:w="60"/>
+              <w:right w:type="dxa" w:w="100"/>
+            </w:tcMar>
+          </w:tcPr>
+          <w:p>
+            <w:pPr>
+              <w:spacing w:after="120"/>
+            </w:pPr>
+            <w:r>
+              <w:rPr>
+                <w:sz w:val="18"/>
+                <w:szCs w:val="18"/>
+              </w:rPr>
+              <w:t xml:space="preserve">GitHub</w:t>
+            </w:r>
+          </w:p>
+        </w:tc>
+        <w:tc>
+          <w:tcPr>
+            <w:shd w:fill="F7F7FB"/>
+            <w:tcMar>
+              <w:top w:type="dxa" w:w="60"/>
+              <w:left w:type="dxa" w:w="100"/>
+              <w:bottom w:type="dxa" w:w="60"/>
+              <w:right w:type="dxa" w:w="100"/>
+            </w:tcMar>
+          </w:tcPr>
+          <w:p>
+            <w:pPr>
+              <w:spacing w:after="120"/>
+            </w:pPr>
+            <w:r>
+              <w:rPr>
+                <w:sz w:val="18"/>
+                <w:szCs w:val="18"/>
+              </w:rPr>
+              <w:t xml:space="preserve">Actions 탭</w:t>
+            </w:r>
+          </w:p>
+        </w:tc>
+      </w:tr>
+      <w:tr>
+        <w:tc>
+          <w:tcPr>
             <w:shd w:fill="FFFFFF"/>
             <w:tcMar>
               <w:top w:type="dxa" w:w="60"/>
@@ -4055,7 +4425,7 @@
                 <w:sz w:val="18"/>
                 <w:szCs w:val="18"/>
               </w:rPr>
-              <w:t xml:space="preserve">GitHub</w:t>
+              <w:t xml:space="preserve">로컬 최신화</w:t>
             </w:r>
           </w:p>
         </w:tc>
@@ -4078,7 +4448,30 @@
                 <w:sz w:val="18"/>
                 <w:szCs w:val="18"/>
               </w:rPr>
-              <w:t xml:space="preserve">Actions 탭</w:t>
+              <w:t xml:space="preserve">터미널</w:t>
+            </w:r>
+          </w:p>
+        </w:tc>
+        <w:tc>
+          <w:tcPr>
+            <w:shd w:fill="FFFFFF"/>
+            <w:tcMar>
+              <w:top w:type="dxa" w:w="60"/>
+              <w:left w:type="dxa" w:w="100"/>
+              <w:bottom w:type="dxa" w:w="60"/>
+              <w:right w:type="dxa" w:w="100"/>
+            </w:tcMar>
+          </w:tcPr>
+          <w:p>
+            <w:pPr>
+              <w:spacing w:after="120"/>
+            </w:pPr>
+            <w:r>
+              <w:rPr>
+                <w:sz w:val="18"/>
+                <w:szCs w:val="18"/>
+              </w:rPr>
+              <w:t xml:space="preserve">git pull (안 보이면 npm run dev 재시작)</w:t>
             </w:r>
           </w:p>
         </w:tc>

--- a/docs/관리자_매뉴얼.docx
+++ b/docs/관리자_매뉴얼.docx
@@ -57,7 +57,7 @@
           <w:sz w:val="20"/>
           <w:szCs w:val="20"/>
         </w:rPr>
-        <w:t xml:space="preserve">생성일: 2026-07-12</w:t>
+        <w:t xml:space="preserve">생성일: 2026-08-02</w:t>
       </w:r>
     </w:p>
     <w:p>
@@ -2718,6 +2718,56 @@
         <w:t xml:space="preserve"/>
       </w:r>
     </w:p>
+    <w:tbl>
+      <w:tblPr>
+        <w:tblW w:type="pct" w:w="100%"/>
+        <w:tblBorders>
+          <w:top w:val="single" w:color="FBBF24" w:sz="6"/>
+          <w:left w:val="single" w:color="FBBF24" w:sz="6"/>
+          <w:bottom w:val="single" w:color="FBBF24" w:sz="6"/>
+          <w:right w:val="single" w:color="FBBF24" w:sz="6"/>
+          <w:insideH w:val="single" w:color="FBBF24" w:sz="6"/>
+          <w:insideV w:val="single" w:color="FBBF24" w:sz="6"/>
+        </w:tblBorders>
+      </w:tblPr>
+      <w:tblGrid>
+        <w:gridCol w:w="100"/>
+      </w:tblGrid>
+      <w:tr>
+        <w:tc>
+          <w:tcPr>
+            <w:shd w:fill="FFFBEB"/>
+            <w:tcMar>
+              <w:top w:type="dxa" w:w="100"/>
+              <w:left w:type="dxa" w:w="140"/>
+              <w:bottom w:type="dxa" w:w="100"/>
+              <w:right w:type="dxa" w:w="140"/>
+            </w:tcMar>
+          </w:tcPr>
+          <w:p>
+            <w:pPr>
+              <w:spacing w:after="120"/>
+            </w:pPr>
+            <w:r>
+              <w:rPr>
+                <w:color w:val="92400E"/>
+                <w:sz w:val="18"/>
+                <w:szCs w:val="18"/>
+              </w:rPr>
+              <w:t xml:space="preserve">💡 관리자 페이지 자체의 기능(코드)이 새로 배포된 경우, 이미 열어 둔 관리자 탭은 그 사실을 모르고 접속 당시의 예전 코드를 계속 씁니다(싱글 페이지 앱이라 자동으로 새로고침되지 않음). 배포 완료 후에도 방금 고친 동작이 안 보이면, 콘텐츠 반영 지연이 아니라 탭이 예전 코드를 쓰고 있는 것일 수 있습니다 — 관리자 탭을 Ctrl+Shift+R 로 새로고침(또는 닫았다 다시 열기)한 뒤 다시 시도하세요.</w:t>
+            </w:r>
+          </w:p>
+        </w:tc>
+      </w:tr>
+    </w:tbl>
+    <w:p>
+      <w:pPr>
+        <w:spacing w:after="120"/>
+      </w:pPr>
+      <w:r>
+        <w:t xml:space="preserve"/>
+      </w:r>
+    </w:p>
     <w:p>
       <w:pPr>
         <w:pStyle w:val="Heading1"/>
@@ -3535,6 +3585,72 @@
       </w:pPr>
       <w:r>
         <w:t xml:space="preserve">사진/이미지: 폴더 방식은 push 후 빌드가 끝나야 보입니다</w:t>
+      </w:r>
+    </w:p>
+    <w:p>
+      <w:pPr>
+        <w:pStyle w:val="Heading3"/>
+        <w:spacing w:after="80" w:before="160"/>
+      </w:pPr>
+      <w:r>
+        <w:rPr>
+          <w:b/>
+          <w:bCs/>
+          <w:color w:val="333333"/>
+        </w:rPr>
+        <w:t xml:space="preserve">업로드한 자료가 방금 고친 대로 안 나와요 (예: 파일명 처리 방식)</w:t>
+      </w:r>
+    </w:p>
+    <w:p>
+      <w:pPr>
+        <w:pStyle w:val="ListParagraph"/>
+        <w:numPr>
+          <w:ilvl w:val="0"/>
+          <w:numId w:val="1"/>
+        </w:numPr>
+        <w:spacing w:after="60"/>
+      </w:pPr>
+      <w:r>
+        <w:t xml:space="preserve">관리자에서 파일명 정리 방식 같은 "동작"을 고쳐도, 그 순간 관리자 탭이 이미 열려 있었다면 배포가 끝난 뒤에도 탭은 접속 당시의 예전 코드를 계속 씁니다.</w:t>
+      </w:r>
+    </w:p>
+    <w:p>
+      <w:pPr>
+        <w:pStyle w:val="ListParagraph"/>
+        <w:numPr>
+          <w:ilvl w:val="0"/>
+          <w:numId w:val="1"/>
+        </w:numPr>
+        <w:spacing w:after="60"/>
+      </w:pPr>
+      <w:r>
+        <w:t xml:space="preserve">증상 예: 파일명의 공백을 _(밑줄)로 바꾸도록 고쳤는데, 계속 -(하이픈)으로 저장됨 → 배포가 안 된 게 아니라 탭이 새 코드를 못 받아온 것.</w:t>
+      </w:r>
+    </w:p>
+    <w:p>
+      <w:pPr>
+        <w:pStyle w:val="ListParagraph"/>
+        <w:numPr>
+          <w:ilvl w:val="0"/>
+          <w:numId w:val="1"/>
+        </w:numPr>
+        <w:spacing w:after="60"/>
+      </w:pPr>
+      <w:r>
+        <w:t xml:space="preserve">해결: Actions 탭에서 배포가 완료됐는지 먼저 확인 → 관리자 탭을 Ctrl+Shift+R 로 강력 새로고침(또는 탭을 닫고 /admin 다시 열기) → 다시 업로드.</w:t>
+      </w:r>
+    </w:p>
+    <w:p>
+      <w:pPr>
+        <w:pStyle w:val="ListParagraph"/>
+        <w:numPr>
+          <w:ilvl w:val="0"/>
+          <w:numId w:val="1"/>
+        </w:numPr>
+        <w:spacing w:after="60"/>
+      </w:pPr>
+      <w:r>
+        <w:t xml:space="preserve">이미 잘못된 이름으로 올라간 파일은 자동으로 이름이 바뀌지 않습니다 — 삭제 후 새로고침된 탭에서 다시 업로드하세요.</w:t>
       </w:r>
     </w:p>
     <w:p>
